--- a/paper2-catalog/title_page_aidt.docx
+++ b/paper2-catalog/title_page_aidt.docx
@@ -74,7 +74,7 @@
           <w:sz w:val="28"/>
           <w:szCs w:val="28"/>
         </w:rPr>
-        <w:t xml:space="preserve">Каталог из 84 численных форматов с битоточными векторами соответствия:</w:t>
+        <w:t xml:space="preserve">Каталог из 83 численных форматов с битоточными векторами соответствия:</w:t>
       </w:r>
     </w:p>
     <w:p>
@@ -136,7 +136,7 @@
           <w:sz w:val="22"/>
           <w:szCs w:val="22"/>
         </w:rPr>
-        <w:t xml:space="preserve">e-mail: dao999nft@gmail.com   |   ORCID: 0009-0008-4294-6159</w:t>
+        <w:t xml:space="preserve">e-mail: admin@t27.ai   |   ORCID: 0009-0008-4294-6159</w:t>
       </w:r>
     </w:p>
     <w:p>
@@ -161,7 +161,7 @@
           <w:sz w:val="22"/>
           <w:szCs w:val="22"/>
         </w:rPr>
-        <w:t xml:space="preserve">В статье описаны: каталог из 84 численных форматов, охватывающий 13 семейств; набор из шести битоточных пакетов соответствия (conformance packs) для GF16, элемента MXFP4, BF16, FP8 E4M3, FP8 E5M2 и блочного масштаба E8M0; а также кросс-уолк к IEEE P3109 v3.2.0. Каждый пакет — самодостаточный документ JSON с отпечатком SHA-256, общей схемой строк и якорным вектором, кодирующим тождество φ² + 1/φ² = 3 как межпакетную проверку корректности. Пакеты перекрёстно проверены относительно эталонной реализации ml_dtypes 0.5.4 (Google/JAX); каждое расхождение документировано явно и интерпретируется как разрешённый спецификацией интерпретационный разрыв. Работа позиционируется как заполнение реестра: она не предлагает новых форматов, не делает утверждений о точности моделей и не заявляет о превосходстве над вендорскими реализациями. Все артефакты публично доступны (github.com/gHashTag/t27) под открытой лицензией.</w:t>
+        <w:t xml:space="preserve">В статье описаны: каталог из 83 численных форматов, охватывающий 13 семейств; набор из шести битоточных пакетов соответствия (conformance packs) для GF16, элемента MXFP4, BF16, FP8 E4M3, FP8 E5M2 и блочного масштаба E8M0; а также кросс-уолк к IEEE P3109 v3.2.0. Каждый пакет — самодостаточный документ JSON с отпечатком SHA-256, общей схемой строк и якорным вектором, кодирующим тождество φ² + 1/φ² = 3 как межпакетную проверку корректности. Пакеты перекрёстно проверены относительно эталонной реализации ml_dtypes 0.5.4 (Google/JAX); каждое расхождение документировано явно и интерпретируется как разрешённый спецификацией интерпретационный разрыв. Работа позиционируется как заполнение реестра: она не предлагает новых форматов, не делает утверждений о точности моделей и не заявляет о превосходстве над вендорскими реализациями. Все артефакты публично доступны (github.com/gHashTag/t27) под открытой лицензией.</w:t>
       </w:r>
     </w:p>
     <w:p>
@@ -217,7 +217,7 @@
           <w:sz w:val="28"/>
           <w:szCs w:val="28"/>
         </w:rPr>
-        <w:t xml:space="preserve">An 84-format numeric catalog with bit-exact conformance vectors:</w:t>
+        <w:t xml:space="preserve">An 83-format numeric catalog with bit-exact conformance vectors:</w:t>
       </w:r>
     </w:p>
     <w:p>
@@ -279,7 +279,7 @@
           <w:sz w:val="22"/>
           <w:szCs w:val="22"/>
         </w:rPr>
-        <w:t xml:space="preserve">e-mail: dao999nft@gmail.com   |   ORCID: 0009-0008-4294-6159</w:t>
+        <w:t xml:space="preserve">e-mail: admin@t27.ai   |   ORCID: 0009-0008-4294-6159</w:t>
       </w:r>
     </w:p>
     <w:p>
@@ -304,7 +304,7 @@
           <w:sz w:val="22"/>
           <w:szCs w:val="22"/>
         </w:rPr>
-        <w:t xml:space="preserve">This paper presents: a catalog of 84 numeric formats spanning 13 families; a set of six bit-exact conformance packs for GF16, the MXFP4 element, BF16, FP8 E4M3, FP8 E5M2 and the E8M0 block scale; and a crosswalk to IEEE P3109 v3.2.0 mapping each pack to its configurable form of the standard. Every pack is a self-contained JSON document with a SHA-256 fingerprint, a shared row schema and an anchor vector encoding the value 3.0 — the identity phi^2 + 1/phi^2 = 3 — as a cross-pack correctness check. Packs are cross-checked against ml_dtypes 0.5.4 (Google/JAX); any discrepancy is documented explicitly and interpreted as a specification-permitted interpretive gap. The work is positioned as registry-filling: it proposes no new formats, makes no model-accuracy claim and asserts no superiority over any vendor implementation. All artefacts are publicly available at github.com/gHashTag/t27 under an open license.</w:t>
+        <w:t xml:space="preserve">This paper presents: a catalog of 83 numeric formats spanning 13 families; a set of six bit-exact conformance packs for GF16, the MXFP4 element, BF16, FP8 E4M3, FP8 E5M2 and the E8M0 block scale; and a crosswalk to IEEE P3109 v3.2.0 mapping each pack to its configurable form of the standard. Every pack is a self-contained JSON document with a SHA-256 fingerprint, a shared row schema and an anchor vector encoding the value 3.0 — the identity phi^2 + 1/phi^2 = 3 — as a cross-pack correctness check. Packs are cross-checked against ml_dtypes 0.5.4 (Google/JAX); any discrepancy is documented explicitly and interpreted as a specification-permitted interpretive gap. The work is positioned as registry-filling: it proposes no new formats, makes no model-accuracy claim and asserts no superiority over any vendor implementation. All artefacts are publicly available at github.com/gHashTag/t27 under an open license.</w:t>
       </w:r>
     </w:p>
     <w:p>

--- a/paper2-catalog/title_page_aidt.docx
+++ b/paper2-catalog/title_page_aidt.docx
@@ -71,10 +71,26 @@
           <w:rFonts w:ascii="Times New Roman" w:cs="Times New Roman" w:eastAsia="Times New Roman" w:hAnsi="Times New Roman"/>
           <w:b/>
           <w:bCs/>
-          <w:sz w:val="28"/>
-          <w:szCs w:val="28"/>
-        </w:rPr>
-        <w:t xml:space="preserve">Каталог из 83 численных форматов с битоточными векторами соответствия:</w:t>
+          <w:sz w:val="30"/>
+          <w:szCs w:val="30"/>
+        </w:rPr>
+        <w:t xml:space="preserve">Trinity Golden Vectors (TGV) / Золотые векторы Trinity:</w:t>
+      </w:r>
+    </w:p>
+    <w:p>
+      <w:pPr>
+        <w:spacing w:after="60" w:line="360"/>
+        <w:jc w:val="center"/>
+      </w:pPr>
+      <w:r>
+        <w:rPr>
+          <w:rFonts w:ascii="Times New Roman" w:cs="Times New Roman" w:eastAsia="Times New Roman" w:hAnsi="Times New Roman"/>
+          <w:b/>
+          <w:bCs/>
+          <w:sz w:val="26"/>
+          <w:szCs w:val="26"/>
+        </w:rPr>
+        <w:t xml:space="preserve">каталог из 83 численных форматов с битоточными векторами соответствия</w:t>
       </w:r>
     </w:p>
     <w:p>
@@ -87,10 +103,10 @@
           <w:rFonts w:ascii="Times New Roman" w:cs="Times New Roman" w:eastAsia="Times New Roman" w:hAnsi="Times New Roman"/>
           <w:b/>
           <w:bCs/>
-          <w:sz w:val="28"/>
-          <w:szCs w:val="28"/>
-        </w:rPr>
-        <w:t xml:space="preserve">вендор-нейтральный справочник для FP8, BF16, MXFP4 и микромасштабируемых форматов</w:t>
+          <w:sz w:val="24"/>
+          <w:szCs w:val="24"/>
+        </w:rPr>
+        <w:t xml:space="preserve">вендор-нейтральный аудируемый кандидат-справочник для FP8, BF16, MXFP4 и микромасштабируемых форматов</w:t>
       </w:r>
     </w:p>
     <w:p>
@@ -214,10 +230,26 @@
           <w:rFonts w:ascii="Times New Roman" w:cs="Times New Roman" w:eastAsia="Times New Roman" w:hAnsi="Times New Roman"/>
           <w:b/>
           <w:bCs/>
-          <w:sz w:val="28"/>
-          <w:szCs w:val="28"/>
-        </w:rPr>
-        <w:t xml:space="preserve">An 83-format numeric catalog with bit-exact conformance vectors:</w:t>
+          <w:sz w:val="30"/>
+          <w:szCs w:val="30"/>
+        </w:rPr>
+        <w:t xml:space="preserve">Trinity Golden Vectors (TGV):</w:t>
+      </w:r>
+    </w:p>
+    <w:p>
+      <w:pPr>
+        <w:spacing w:after="60" w:line="360"/>
+        <w:jc w:val="center"/>
+      </w:pPr>
+      <w:r>
+        <w:rPr>
+          <w:rFonts w:ascii="Times New Roman" w:cs="Times New Roman" w:eastAsia="Times New Roman" w:hAnsi="Times New Roman"/>
+          <w:b/>
+          <w:bCs/>
+          <w:sz w:val="26"/>
+          <w:szCs w:val="26"/>
+        </w:rPr>
+        <w:t xml:space="preserve">an 83-format numeric catalog with bit-exact conformance vectors</w:t>
       </w:r>
     </w:p>
     <w:p>
@@ -230,10 +262,10 @@
           <w:rFonts w:ascii="Times New Roman" w:cs="Times New Roman" w:eastAsia="Times New Roman" w:hAnsi="Times New Roman"/>
           <w:b/>
           <w:bCs/>
-          <w:sz w:val="28"/>
-          <w:szCs w:val="28"/>
-        </w:rPr>
-        <w:t xml:space="preserve">a vendor-neutral reference for FP8, BF16, MXFP4 and microscaling formats</w:t>
+          <w:sz w:val="24"/>
+          <w:szCs w:val="24"/>
+        </w:rPr>
+        <w:t xml:space="preserve">a vendor-neutral, auditable candidate reference for FP8, BF16, MXFP4 and microscaling formats</w:t>
       </w:r>
     </w:p>
     <w:p>
